--- a/人工智能/作业/金融风险预测研究.docx
+++ b/人工智能/作业/金融风险预测研究.docx
@@ -46,7 +46,7 @@
         <w:pStyle w:val="InfoStyle"/>
       </w:pPr>
       <w:r>
-        <w:t>学    号：EIE24016</w:t>
+        <w:t>学    号：EIE0xx</w:t>
       </w:r>
     </w:p>
     <w:p>
@@ -54,7 +54,7 @@
         <w:pStyle w:val="InfoStyle"/>
       </w:pPr>
       <w:r>
-        <w:t>姓    名：夏永增</w:t>
+        <w:t>姓    名：24届电子夏学长</w:t>
       </w:r>
     </w:p>
     <w:p>
